--- a/zht/docx/025.content.docx
+++ b/zht/docx/025.content.docx
@@ -390,18 +390,12 @@
           <w:lang w:val="zh_TW" w:bidi="zh_TW"/>
         </w:rPr>
       </w:r>
-      <w:hyperlink r:id="rId13">
-        <w:r>
-          <w:rPr>
-            <w:lang w:val="zh_TW" w:bidi="zh_TW"/>
-          </w:rPr>
-          <w:rPr>
-            <w:color w:val="0000EE"/>
-            <w:u w:val="single"/>
-          </w:rPr>
-          <w:t>提摩太後書4:5</w:t>
-        </w:r>
-      </w:hyperlink>
+      <w:r>
+        <w:rPr>
+          <w:lang w:val="zh_TW" w:bidi="zh_TW"/>
+        </w:rPr>
+        <w:t>提摩太後書4:5</w:t>
+      </w:r>
     </w:p>
     <w:p>
       <w:pPr>
@@ -414,18 +408,12 @@
           <w:lang w:val="zh_TW" w:bidi="zh_TW"/>
         </w:rPr>
       </w:r>
-      <w:hyperlink r:id="rId14">
-        <w:r>
-          <w:rPr>
-            <w:lang w:val="zh_TW" w:bidi="zh_TW"/>
-          </w:rPr>
-          <w:rPr>
-            <w:color w:val="0000EE"/>
-            <w:u w:val="single"/>
-          </w:rPr>
-          <w:t>以弗所書4:11–13</w:t>
-        </w:r>
-      </w:hyperlink>
+      <w:r>
+        <w:rPr>
+          <w:lang w:val="zh_TW" w:bidi="zh_TW"/>
+        </w:rPr>
+        <w:t>以弗所書4:11–13</w:t>
+      </w:r>
     </w:p>
     <w:p>
       <w:pPr>
@@ -719,18 +707,12 @@
           <w:lang w:val="zh_TW" w:bidi="zh_TW"/>
         </w:rPr>
       </w:r>
-      <w:hyperlink r:id="rId15">
-        <w:r>
-          <w:rPr>
-            <w:lang w:val="zh_TW" w:bidi="zh_TW"/>
-          </w:rPr>
-          <w:rPr>
-            <w:color w:val="0000EE"/>
-            <w:u w:val="single"/>
-          </w:rPr>
-          <w:t>帖撒羅尼迦後書3:6–9</w:t>
-        </w:r>
-      </w:hyperlink>
+      <w:r>
+        <w:rPr>
+          <w:lang w:val="zh_TW" w:bidi="zh_TW"/>
+        </w:rPr>
+        <w:t>帖撒羅尼迦後書3:6–9</w:t>
+      </w:r>
     </w:p>
     <w:p>
       <w:pPr>
@@ -743,18 +725,12 @@
           <w:lang w:val="zh_TW" w:bidi="zh_TW"/>
         </w:rPr>
       </w:r>
-      <w:hyperlink r:id="rId16">
-        <w:r>
-          <w:rPr>
-            <w:lang w:val="zh_TW" w:bidi="zh_TW"/>
-          </w:rPr>
-          <w:rPr>
-            <w:color w:val="0000EE"/>
-            <w:u w:val="single"/>
-          </w:rPr>
-          <w:t>歌羅西書2:8</w:t>
-        </w:r>
-      </w:hyperlink>
+      <w:r>
+        <w:rPr>
+          <w:lang w:val="zh_TW" w:bidi="zh_TW"/>
+        </w:rPr>
+        <w:t>歌羅西書2:8</w:t>
+      </w:r>
     </w:p>
     <w:p>
       <w:pPr>
@@ -767,18 +743,12 @@
           <w:lang w:val="zh_TW" w:bidi="zh_TW"/>
         </w:rPr>
       </w:r>
-      <w:hyperlink r:id="rId17">
-        <w:r>
-          <w:rPr>
-            <w:lang w:val="zh_TW" w:bidi="zh_TW"/>
-          </w:rPr>
-          <w:rPr>
-            <w:color w:val="0000EE"/>
-            <w:u w:val="single"/>
-          </w:rPr>
-          <w:t>加拉太書1:13–14</w:t>
-        </w:r>
-      </w:hyperlink>
+      <w:r>
+        <w:rPr>
+          <w:lang w:val="zh_TW" w:bidi="zh_TW"/>
+        </w:rPr>
+        <w:t>加拉太書1:13–14</w:t>
+      </w:r>
     </w:p>
     <w:p>
       <w:pPr>
@@ -791,18 +761,12 @@
           <w:lang w:val="zh_TW" w:bidi="zh_TW"/>
         </w:rPr>
       </w:r>
-      <w:hyperlink r:id="rId18">
-        <w:r>
-          <w:rPr>
-            <w:lang w:val="zh_TW" w:bidi="zh_TW"/>
-          </w:rPr>
-          <w:rPr>
-            <w:color w:val="0000EE"/>
-            <w:u w:val="single"/>
-          </w:rPr>
-          <w:t>馬可福音7:2</w:t>
-        </w:r>
-      </w:hyperlink>
+      <w:r>
+        <w:rPr>
+          <w:lang w:val="zh_TW" w:bidi="zh_TW"/>
+        </w:rPr>
+        <w:t>馬可福音7:2</w:t>
+      </w:r>
     </w:p>
     <w:p>
       <w:pPr>
@@ -815,18 +779,12 @@
           <w:lang w:val="zh_TW" w:bidi="zh_TW"/>
         </w:rPr>
       </w:r>
-      <w:hyperlink r:id="rId19">
-        <w:r>
-          <w:rPr>
-            <w:lang w:val="zh_TW" w:bidi="zh_TW"/>
-          </w:rPr>
-          <w:rPr>
-            <w:color w:val="0000EE"/>
-            <w:u w:val="single"/>
-          </w:rPr>
-          <w:t>馬太福音15:3</w:t>
-        </w:r>
-      </w:hyperlink>
+      <w:r>
+        <w:rPr>
+          <w:lang w:val="zh_TW" w:bidi="zh_TW"/>
+        </w:rPr>
+        <w:t>馬太福音15:3</w:t>
+      </w:r>
     </w:p>
     <w:p>
       <w:pPr>

--- a/zht/docx/025.content.docx
+++ b/zht/docx/025.content.docx
@@ -359,13 +359,7 @@
         <w:rPr>
           <w:lang w:val="zh_TW" w:bidi="zh_TW"/>
         </w:rPr>
-        <w:t>恩賜</w:t>
-      </w:r>
-      <w:r>
-        <w:rPr>
-          <w:lang w:val="zh_TW" w:bidi="zh_TW"/>
-        </w:rPr>
-        <w:t>）</w:t>
+        <w:t>恩賜）</w:t>
       </w:r>
     </w:p>
     <w:p>
@@ -622,19 +616,7 @@
         <w:rPr>
           <w:lang w:val="zh_TW" w:bidi="zh_TW"/>
         </w:rPr>
-        <w:t>、</w:t>
-      </w:r>
-      <w:r>
-        <w:rPr>
-          <w:lang w:val="zh_TW" w:bidi="zh_TW"/>
-        </w:rPr>
-        <w:t>祖先</w:t>
-      </w:r>
-      <w:r>
-        <w:rPr>
-          <w:lang w:val="zh_TW" w:bidi="zh_TW"/>
-        </w:rPr>
-        <w:t>、</w:t>
+        <w:t>、祖先、</w:t>
       </w:r>
       <w:r>
         <w:rPr>
